--- a/zhs/docx/002.content.docx
+++ b/zhs/docx/002.content.docx
@@ -218,72 +218,36 @@
         </w:rPr>
         <w:t>是</w:t>
       </w:r>
-      <w:hyperlink r:id="rId13">
-        <w:r>
-          <w:rPr>
-            <w:lang w:val="zh_CN" w:bidi="zh_CN"/>
-          </w:rPr>
-          <w:rPr>
-            <w:color w:val="0000EE"/>
-            <w:u w:val="single"/>
-          </w:rPr>
-          <w:t>犹太人</w:t>
-        </w:r>
-      </w:hyperlink>
-      <w:r>
-        <w:rPr>
-          <w:lang w:val="zh_CN" w:bidi="zh_CN"/>
-        </w:rPr>
-        <w:t>一周中的第七日。 这是休息和</w:t>
-      </w:r>
-      <w:hyperlink r:id="rId14">
-        <w:r>
-          <w:rPr>
-            <w:lang w:val="zh_CN" w:bidi="zh_CN"/>
-          </w:rPr>
-          <w:rPr>
-            <w:color w:val="0000EE"/>
-            <w:u w:val="single"/>
-          </w:rPr>
-          <w:t>敬拜</w:t>
-        </w:r>
-      </w:hyperlink>
-      <w:r>
-        <w:rPr>
-          <w:lang w:val="zh_CN" w:bidi="zh_CN"/>
-        </w:rPr>
-        <w:t>神的一天。 在那一天，犹太人经常聚集在</w:t>
-      </w:r>
-      <w:hyperlink r:id="rId15">
-        <w:r>
-          <w:rPr>
-            <w:lang w:val="zh_CN" w:bidi="zh_CN"/>
-          </w:rPr>
-          <w:rPr>
-            <w:color w:val="0000EE"/>
-            <w:u w:val="single"/>
-          </w:rPr>
-          <w:t>犹太会堂</w:t>
-        </w:r>
-      </w:hyperlink>
+      <w:r>
+        <w:rPr>
+          <w:lang w:val="zh_CN" w:bidi="zh_CN"/>
+        </w:rPr>
+        <w:t>犹太人</w:t>
+      </w:r>
+      <w:r>
+        <w:rPr>
+          <w:lang w:val="zh_CN" w:bidi="zh_CN"/>
+        </w:rPr>
+        <w:t>一周中的第七日。 这是休息和敬拜神的一天。 在那一天，犹太人经常聚集在</w:t>
+      </w:r>
+      <w:r>
+        <w:rPr>
+          <w:lang w:val="zh_CN" w:bidi="zh_CN"/>
+        </w:rPr>
+        <w:t>犹太会堂</w:t>
+      </w:r>
       <w:r>
         <w:rPr>
           <w:lang w:val="zh_CN" w:bidi="zh_CN"/>
         </w:rPr>
         <w:t>中，这是当地犹太人</w:t>
       </w:r>
-      <w:hyperlink r:id="rId16">
-        <w:r>
-          <w:rPr>
-            <w:lang w:val="zh_CN" w:bidi="zh_CN"/>
-          </w:rPr>
-          <w:rPr>
-            <w:color w:val="0000EE"/>
-            <w:u w:val="single"/>
-          </w:rPr>
-          <w:t>祷告</w:t>
-        </w:r>
-      </w:hyperlink>
+      <w:r>
+        <w:rPr>
+          <w:lang w:val="zh_CN" w:bidi="zh_CN"/>
+        </w:rPr>
+        <w:t>祷告</w:t>
+      </w:r>
       <w:r>
         <w:rPr>
           <w:lang w:val="zh_CN" w:bidi="zh_CN"/>
@@ -316,38 +280,14 @@
         <w:rPr>
           <w:lang w:val="zh_CN" w:bidi="zh_CN"/>
         </w:rPr>
-        <w:t>在摩西的时代，神吩咐</w:t>
-      </w:r>
-      <w:hyperlink r:id="rId17">
-        <w:r>
-          <w:rPr>
-            <w:lang w:val="zh_CN" w:bidi="zh_CN"/>
-          </w:rPr>
-          <w:rPr>
-            <w:color w:val="0000EE"/>
-            <w:u w:val="single"/>
-          </w:rPr>
-          <w:t>以色列人</w:t>
-        </w:r>
-      </w:hyperlink>
-      <w:r>
-        <w:rPr>
-          <w:lang w:val="zh_CN" w:bidi="zh_CN"/>
-        </w:rPr>
-        <w:t>每个第七日都要休息，不可以做任何工作。 神告诉人们，祂在六天内创造了世界，第七日安息。 出于这个原因，第七日是</w:t>
-      </w:r>
-      <w:hyperlink r:id="rId18">
-        <w:r>
-          <w:rPr>
-            <w:lang w:val="zh_CN" w:bidi="zh_CN"/>
-          </w:rPr>
-          <w:rPr>
-            <w:color w:val="0000EE"/>
-            <w:u w:val="single"/>
-          </w:rPr>
-          <w:t>圣洁</w:t>
-        </w:r>
-      </w:hyperlink>
+        <w:t>在摩西的时代，神吩咐以色列人每个第七日都要休息，不可以做任何工作。 神告诉人们，祂在六天内创造了世界，第七日安息。 出于这个原因，第七日是</w:t>
+      </w:r>
+      <w:r>
+        <w:rPr>
+          <w:lang w:val="zh_CN" w:bidi="zh_CN"/>
+        </w:rPr>
+        <w:t>圣洁</w:t>
+      </w:r>
       <w:r>
         <w:rPr>
           <w:lang w:val="zh_CN" w:bidi="zh_CN"/>
@@ -395,36 +335,24 @@
         </w:rPr>
         <w:t>安息日是家庭中每个成员休息的日子，甚至包括</w:t>
       </w:r>
-      <w:hyperlink r:id="rId19">
-        <w:r>
-          <w:rPr>
-            <w:lang w:val="zh_CN" w:bidi="zh_CN"/>
-          </w:rPr>
-          <w:rPr>
-            <w:color w:val="0000EE"/>
-            <w:u w:val="single"/>
-          </w:rPr>
-          <w:t>仆人</w:t>
-        </w:r>
-      </w:hyperlink>
+      <w:r>
+        <w:rPr>
+          <w:lang w:val="zh_CN" w:bidi="zh_CN"/>
+        </w:rPr>
+        <w:t>仆人</w:t>
+      </w:r>
       <w:r>
         <w:rPr>
           <w:lang w:val="zh_CN" w:bidi="zh_CN"/>
         </w:rPr>
         <w:t>或</w:t>
       </w:r>
-      <w:hyperlink r:id="rId20">
-        <w:r>
-          <w:rPr>
-            <w:lang w:val="zh_CN" w:bidi="zh_CN"/>
-          </w:rPr>
-          <w:rPr>
-            <w:color w:val="0000EE"/>
-            <w:u w:val="single"/>
-          </w:rPr>
-          <w:t>奴隶</w:t>
-        </w:r>
-      </w:hyperlink>
+      <w:r>
+        <w:rPr>
+          <w:lang w:val="zh_CN" w:bidi="zh_CN"/>
+        </w:rPr>
+        <w:t>奴隶</w:t>
+      </w:r>
       <w:r>
         <w:rPr>
           <w:lang w:val="zh_CN" w:bidi="zh_CN"/>
@@ -445,18 +373,12 @@
         </w:rPr>
         <w:t>到了耶稣的时代，犹太人的宗教教师们非常谨慎，为了避免不顺服神，他们制定了许多关于安息日的额外规定。 这些规定非常难以遵守。 宗教领袖们忘记了，这天的意义是休息和荣耀神。 耶稣和宗教领袖们有过几次关于安息日的争论。 耶稣经常对宗教领袖感到沮丧，因为他们认为，人制定的规条比神所赐的好</w:t>
       </w:r>
-      <w:hyperlink r:id="rId21">
-        <w:r>
-          <w:rPr>
-            <w:lang w:val="zh_CN" w:bidi="zh_CN"/>
-          </w:rPr>
-          <w:rPr>
-            <w:color w:val="0000EE"/>
-            <w:u w:val="single"/>
-          </w:rPr>
-          <w:t>律法</w:t>
-        </w:r>
-      </w:hyperlink>
+      <w:r>
+        <w:rPr>
+          <w:lang w:val="zh_CN" w:bidi="zh_CN"/>
+        </w:rPr>
+        <w:t>律法</w:t>
+      </w:r>
       <w:r>
         <w:rPr>
           <w:lang w:val="zh_CN" w:bidi="zh_CN"/>
@@ -516,7 +438,7 @@
           <w:lang w:val="zh_CN" w:bidi="zh_CN"/>
         </w:rPr>
       </w:r>
-      <w:hyperlink r:id="rId22">
+      <w:hyperlink r:id="rId13">
         <w:r>
           <w:rPr>
             <w:lang w:val="zh_CN" w:bidi="zh_CN"/>

--- a/zhs/docx/002.content.docx
+++ b/zhs/docx/002.content.docx
@@ -384,77 +384,6 @@
           <w:lang w:val="zh_CN" w:bidi="zh_CN"/>
         </w:rPr>
         <w:t>更重要，他们没有思考神真正的旨意。</w:t>
-      </w:r>
-      <w:r>
-        <w:rPr>
-          <w:lang w:val="zh_CN" w:bidi="zh_CN"/>
-        </w:rPr>
-      </w:r>
-      <w:r>
-        <w:rPr>
-          <w:lang w:val="zh_CN" w:bidi="zh_CN"/>
-        </w:rPr>
-      </w:r>
-    </w:p>
-    <w:p>
-      <w:pPr/>
-      <w:r>
-        <w:rPr>
-          <w:lang w:val="zh_CN" w:bidi="zh_CN"/>
-        </w:rPr>
-      </w:r>
-    </w:p>
-    <w:p>
-      <w:pPr>
-        <w:pStyle w:val="Heading2"/>
-      </w:pPr>
-      <w:r>
-        <w:rPr>
-          <w:lang w:val="zh_CN" w:bidi="zh_CN"/>
-        </w:rPr>
-        <w:t>安息日</w:t>
-      </w:r>
-      <w:r>
-        <w:rPr>
-          <w:lang w:val="zh_CN" w:bidi="zh_CN"/>
-        </w:rPr>
-      </w:r>
-    </w:p>
-    <w:p>
-      <w:pPr>
-        <w:pStyle w:val="Heading4"/>
-      </w:pPr>
-      <w:r>
-        <w:rPr>
-          <w:lang w:val="zh_CN" w:bidi="zh_CN"/>
-        </w:rPr>
-        <w:t>Audio Content</w:t>
-      </w:r>
-    </w:p>
-    <w:p>
-      <w:pPr/>
-      <w:r>
-        <w:rPr>
-          <w:lang w:val="zh_CN" w:bidi="zh_CN"/>
-        </w:rPr>
-      </w:r>
-      <w:hyperlink r:id="rId13">
-        <w:r>
-          <w:rPr>
-            <w:lang w:val="zh_CN" w:bidi="zh_CN"/>
-          </w:rPr>
-          <w:rPr>
-            <w:color w:val="0000EE"/>
-            <w:u w:val="single"/>
-          </w:rPr>
-          <w:t>mp3 file</w:t>
-        </w:r>
-      </w:hyperlink>
-      <w:r>
-        <w:rPr>
-          <w:lang w:val="zh_CN" w:bidi="zh_CN"/>
-        </w:rPr>
-        <w:t xml:space="preserve"> (None KB)</w:t>
       </w:r>
       <w:r>
         <w:rPr>

--- a/zhs/docx/002.content.docx
+++ b/zhs/docx/002.content.docx
@@ -218,36 +218,72 @@
         </w:rPr>
         <w:t>是</w:t>
       </w:r>
+      <w:hyperlink r:id="rId13">
+        <w:r>
+          <w:rPr>
+            <w:lang w:val="zh_CN" w:bidi="zh_CN"/>
+          </w:rPr>
+          <w:rPr>
+            <w:color w:val="0000EE"/>
+            <w:u w:val="single"/>
+          </w:rPr>
+          <w:t>犹太人</w:t>
+        </w:r>
+      </w:hyperlink>
       <w:r>
         <w:rPr>
           <w:lang w:val="zh_CN" w:bidi="zh_CN"/>
         </w:rPr>
-        <w:t>犹太人</w:t>
-      </w:r>
+        <w:t>一周中的第七日。 这是休息和</w:t>
+      </w:r>
+      <w:hyperlink r:id="rId14">
+        <w:r>
+          <w:rPr>
+            <w:lang w:val="zh_CN" w:bidi="zh_CN"/>
+          </w:rPr>
+          <w:rPr>
+            <w:color w:val="0000EE"/>
+            <w:u w:val="single"/>
+          </w:rPr>
+          <w:t>敬拜</w:t>
+        </w:r>
+      </w:hyperlink>
       <w:r>
         <w:rPr>
           <w:lang w:val="zh_CN" w:bidi="zh_CN"/>
         </w:rPr>
-        <w:t>一周中的第七日。 这是休息和敬拜神的一天。 在那一天，犹太人经常聚集在</w:t>
-      </w:r>
-      <w:r>
-        <w:rPr>
-          <w:lang w:val="zh_CN" w:bidi="zh_CN"/>
-        </w:rPr>
-        <w:t>犹太会堂</w:t>
-      </w:r>
+        <w:t>神的一天。 在那一天，犹太人经常聚集在</w:t>
+      </w:r>
+      <w:hyperlink r:id="rId15">
+        <w:r>
+          <w:rPr>
+            <w:lang w:val="zh_CN" w:bidi="zh_CN"/>
+          </w:rPr>
+          <w:rPr>
+            <w:color w:val="0000EE"/>
+            <w:u w:val="single"/>
+          </w:rPr>
+          <w:t>犹太会堂</w:t>
+        </w:r>
+      </w:hyperlink>
       <w:r>
         <w:rPr>
           <w:lang w:val="zh_CN" w:bidi="zh_CN"/>
         </w:rPr>
         <w:t>中，这是当地犹太人</w:t>
       </w:r>
-      <w:r>
-        <w:rPr>
-          <w:lang w:val="zh_CN" w:bidi="zh_CN"/>
-        </w:rPr>
-        <w:t>祷告</w:t>
-      </w:r>
+      <w:hyperlink r:id="rId16">
+        <w:r>
+          <w:rPr>
+            <w:lang w:val="zh_CN" w:bidi="zh_CN"/>
+          </w:rPr>
+          <w:rPr>
+            <w:color w:val="0000EE"/>
+            <w:u w:val="single"/>
+          </w:rPr>
+          <w:t>祷告</w:t>
+        </w:r>
+      </w:hyperlink>
       <w:r>
         <w:rPr>
           <w:lang w:val="zh_CN" w:bidi="zh_CN"/>
@@ -280,14 +316,38 @@
         <w:rPr>
           <w:lang w:val="zh_CN" w:bidi="zh_CN"/>
         </w:rPr>
-        <w:t>在摩西的时代，神吩咐以色列人每个第七日都要休息，不可以做任何工作。 神告诉人们，祂在六天内创造了世界，第七日安息。 出于这个原因，第七日是</w:t>
-      </w:r>
+        <w:t>在摩西的时代，神吩咐</w:t>
+      </w:r>
+      <w:hyperlink r:id="rId17">
+        <w:r>
+          <w:rPr>
+            <w:lang w:val="zh_CN" w:bidi="zh_CN"/>
+          </w:rPr>
+          <w:rPr>
+            <w:color w:val="0000EE"/>
+            <w:u w:val="single"/>
+          </w:rPr>
+          <w:t>以色列人</w:t>
+        </w:r>
+      </w:hyperlink>
       <w:r>
         <w:rPr>
           <w:lang w:val="zh_CN" w:bidi="zh_CN"/>
         </w:rPr>
-        <w:t>圣洁</w:t>
-      </w:r>
+        <w:t>每个第七日都要休息，不可以做任何工作。 神告诉人们，祂在六天内创造了世界，第七日安息。 出于这个原因，第七日是</w:t>
+      </w:r>
+      <w:hyperlink r:id="rId18">
+        <w:r>
+          <w:rPr>
+            <w:lang w:val="zh_CN" w:bidi="zh_CN"/>
+          </w:rPr>
+          <w:rPr>
+            <w:color w:val="0000EE"/>
+            <w:u w:val="single"/>
+          </w:rPr>
+          <w:t>圣洁</w:t>
+        </w:r>
+      </w:hyperlink>
       <w:r>
         <w:rPr>
           <w:lang w:val="zh_CN" w:bidi="zh_CN"/>
@@ -335,24 +395,36 @@
         </w:rPr>
         <w:t>安息日是家庭中每个成员休息的日子，甚至包括</w:t>
       </w:r>
-      <w:r>
-        <w:rPr>
-          <w:lang w:val="zh_CN" w:bidi="zh_CN"/>
-        </w:rPr>
-        <w:t>仆人</w:t>
-      </w:r>
+      <w:hyperlink r:id="rId19">
+        <w:r>
+          <w:rPr>
+            <w:lang w:val="zh_CN" w:bidi="zh_CN"/>
+          </w:rPr>
+          <w:rPr>
+            <w:color w:val="0000EE"/>
+            <w:u w:val="single"/>
+          </w:rPr>
+          <w:t>仆人</w:t>
+        </w:r>
+      </w:hyperlink>
       <w:r>
         <w:rPr>
           <w:lang w:val="zh_CN" w:bidi="zh_CN"/>
         </w:rPr>
         <w:t>或</w:t>
       </w:r>
-      <w:r>
-        <w:rPr>
-          <w:lang w:val="zh_CN" w:bidi="zh_CN"/>
-        </w:rPr>
-        <w:t>奴隶</w:t>
-      </w:r>
+      <w:hyperlink r:id="rId20">
+        <w:r>
+          <w:rPr>
+            <w:lang w:val="zh_CN" w:bidi="zh_CN"/>
+          </w:rPr>
+          <w:rPr>
+            <w:color w:val="0000EE"/>
+            <w:u w:val="single"/>
+          </w:rPr>
+          <w:t>奴隶</w:t>
+        </w:r>
+      </w:hyperlink>
       <w:r>
         <w:rPr>
           <w:lang w:val="zh_CN" w:bidi="zh_CN"/>
@@ -373,12 +445,18 @@
         </w:rPr>
         <w:t>到了耶稣的时代，犹太人的宗教教师们非常谨慎，为了避免不顺服神，他们制定了许多关于安息日的额外规定。 这些规定非常难以遵守。 宗教领袖们忘记了，这天的意义是休息和荣耀神。 耶稣和宗教领袖们有过几次关于安息日的争论。 耶稣经常对宗教领袖感到沮丧，因为他们认为，人制定的规条比神所赐的好</w:t>
       </w:r>
-      <w:r>
-        <w:rPr>
-          <w:lang w:val="zh_CN" w:bidi="zh_CN"/>
-        </w:rPr>
-        <w:t>律法</w:t>
-      </w:r>
+      <w:hyperlink r:id="rId21">
+        <w:r>
+          <w:rPr>
+            <w:lang w:val="zh_CN" w:bidi="zh_CN"/>
+          </w:rPr>
+          <w:rPr>
+            <w:color w:val="0000EE"/>
+            <w:u w:val="single"/>
+          </w:rPr>
+          <w:t>律法</w:t>
+        </w:r>
+      </w:hyperlink>
       <w:r>
         <w:rPr>
           <w:lang w:val="zh_CN" w:bidi="zh_CN"/>
